--- a/public/StephenResume.docx
+++ b/public/StephenResume.docx
@@ -59,21 +59,14 @@
                 <w:rFonts w:ascii="Segoe UI" w:hAnsi="Segoe UI" w:cs="Segoe UI"/>
                 <w:color w:val="DBEAFE"/>
               </w:rPr>
-              <w:t xml:space="preserve">Junior Full-Stack Developer | </w:t>
+              <w:t>Junior Software Developer | Backend Systems | Technical Problem Solving</w:t>
             </w:r>
             <w:r>
               <w:rPr>
                 <w:rFonts w:ascii="Segoe UI" w:hAnsi="Segoe UI" w:cs="Segoe UI"/>
                 <w:color w:val="DBEAFE"/>
               </w:rPr>
-              <w:t>Backend Systems &amp; Web Applications</w:t>
-            </w:r>
-            <w:r>
-              <w:rPr>
-                <w:rFonts w:ascii="Segoe UI" w:hAnsi="Segoe UI" w:cs="Segoe UI"/>
-                <w:color w:val="DBEAFE"/>
-              </w:rPr>
-              <w:t xml:space="preserve"> | Story &amp; Game Design</w:t>
+              <w:t xml:space="preserve"> | Story and Game Design</w:t>
             </w:r>
           </w:p>
         </w:tc>
@@ -111,9 +104,11 @@
           </w:p>
           <w:p>
             <w:pPr>
-              <w:spacing w:after="100" w:line="269" w:lineRule="auto"/>
+              <w:spacing w:before="160" w:after="120" w:line="240" w:lineRule="auto"/>
               <w:rPr>
                 <w:rFonts w:ascii="Segoe UI" w:hAnsi="Segoe UI" w:cs="Segoe UI"/>
+                <w:color w:val="2D3748"/>
+                <w:sz w:val="20"/>
               </w:rPr>
             </w:pPr>
             <w:r>
@@ -122,31 +117,7 @@
                 <w:color w:val="2D3748"/>
                 <w:sz w:val="20"/>
               </w:rPr>
-              <w:t xml:space="preserve">Computer Programmer Analyst graduate with hands-on web development foundations in JavaScript, HTML/CSS, SQL, Python, </w:t>
-            </w:r>
-            <w:r>
-              <w:rPr>
-                <w:rFonts w:ascii="Segoe UI" w:hAnsi="Segoe UI" w:cs="Segoe UI"/>
-                <w:color w:val="2D3748"/>
-                <w:sz w:val="20"/>
-              </w:rPr>
-              <w:t>Unity, and C#/.NET</w:t>
-            </w:r>
-            <w:r>
-              <w:rPr>
-                <w:rFonts w:ascii="Segoe UI" w:hAnsi="Segoe UI" w:cs="Segoe UI"/>
-                <w:color w:val="2D3748"/>
-                <w:sz w:val="20"/>
-              </w:rPr>
-              <w:t>. Strong in documentation, debugging, and collaboration</w:t>
-            </w:r>
-            <w:r>
-              <w:rPr>
-                <w:rFonts w:ascii="Segoe UI" w:hAnsi="Segoe UI" w:cs="Segoe UI"/>
-                <w:color w:val="2D3748"/>
-                <w:sz w:val="20"/>
-              </w:rPr>
-              <w:t>. Interested in backend development, API’s and game design.</w:t>
+              <w:t>Computer Programmer Analyst graduate with a strong foundation in OOP, SDLC, and backend systems. Experience with JavaScript, Python, SQL, and C#/.NET.</w:t>
             </w:r>
           </w:p>
           <w:p>
@@ -218,7 +189,64 @@
           <w:p>
             <w:pPr>
               <w:pStyle w:val="ListBullet"/>
-              <w:spacing w:after="40" w:line="269" w:lineRule="auto"/>
+              <w:spacing w:line="240" w:lineRule="auto"/>
+              <w:rPr>
+                <w:rFonts w:ascii="Segoe UI" w:hAnsi="Segoe UI" w:cs="Segoe UI"/>
+                <w:color w:val="2D3748"/>
+                <w:sz w:val="20"/>
+              </w:rPr>
+            </w:pPr>
+            <w:r>
+              <w:rPr>
+                <w:rFonts w:ascii="Segoe UI" w:hAnsi="Segoe UI" w:cs="Segoe UI"/>
+                <w:color w:val="2D3748"/>
+                <w:sz w:val="20"/>
+              </w:rPr>
+              <w:t>Monitored production systems and responded to operational incidents</w:t>
+            </w:r>
+          </w:p>
+          <w:p>
+            <w:pPr>
+              <w:pStyle w:val="ListBullet"/>
+              <w:spacing w:line="240" w:lineRule="auto"/>
+              <w:rPr>
+                <w:rFonts w:ascii="Segoe UI" w:hAnsi="Segoe UI" w:cs="Segoe UI"/>
+                <w:color w:val="2D3748"/>
+                <w:sz w:val="20"/>
+              </w:rPr>
+            </w:pPr>
+            <w:r>
+              <w:rPr>
+                <w:rFonts w:ascii="Segoe UI" w:hAnsi="Segoe UI" w:cs="Segoe UI"/>
+                <w:color w:val="2D3748"/>
+                <w:sz w:val="20"/>
+              </w:rPr>
+              <w:t>Investigated issues, documented findings, and supported technical resolution</w:t>
+            </w:r>
+          </w:p>
+          <w:p>
+            <w:pPr>
+              <w:pStyle w:val="ListBullet"/>
+              <w:spacing w:line="240" w:lineRule="auto"/>
+              <w:rPr>
+                <w:rFonts w:ascii="Segoe UI" w:hAnsi="Segoe UI" w:cs="Segoe UI"/>
+                <w:color w:val="2D3748"/>
+                <w:sz w:val="20"/>
+              </w:rPr>
+            </w:pPr>
+            <w:r>
+              <w:rPr>
+                <w:rFonts w:ascii="Segoe UI" w:hAnsi="Segoe UI" w:cs="Segoe UI"/>
+                <w:color w:val="2D3748"/>
+                <w:sz w:val="20"/>
+              </w:rPr>
+              <w:t>Escalated anomalies and ensured accuracy of system data and reporting</w:t>
+            </w:r>
+          </w:p>
+          <w:p>
+            <w:pPr>
+              <w:pStyle w:val="ListBullet"/>
+              <w:spacing w:line="240" w:lineRule="auto"/>
               <w:rPr>
                 <w:rFonts w:ascii="Segoe UI" w:hAnsi="Segoe UI" w:cs="Segoe UI"/>
               </w:rPr>
@@ -229,46 +257,12 @@
                 <w:color w:val="2D3748"/>
                 <w:sz w:val="20"/>
               </w:rPr>
-              <w:t>Monitored production systems, investigated incidents, and documented findings clearly for technical follow-up.</w:t>
+              <w:t>Collaborated across teams to maintain system stability and service reliability</w:t>
             </w:r>
           </w:p>
           <w:p>
             <w:pPr>
-              <w:pStyle w:val="ListBullet"/>
-              <w:spacing w:after="40" w:line="269" w:lineRule="auto"/>
-              <w:rPr>
-                <w:rFonts w:ascii="Segoe UI" w:hAnsi="Segoe UI" w:cs="Segoe UI"/>
-              </w:rPr>
-            </w:pPr>
-            <w:r>
-              <w:rPr>
-                <w:rFonts w:ascii="Segoe UI" w:hAnsi="Segoe UI" w:cs="Segoe UI"/>
-                <w:color w:val="2D3748"/>
-                <w:sz w:val="20"/>
-              </w:rPr>
-              <w:t>Verified operational data accuracy and escalated anomalies quickly to support reliable service delivery.</w:t>
-            </w:r>
-          </w:p>
-          <w:p>
-            <w:pPr>
-              <w:pStyle w:val="ListBullet"/>
-              <w:spacing w:after="40" w:line="269" w:lineRule="auto"/>
-              <w:rPr>
-                <w:rFonts w:ascii="Segoe UI" w:hAnsi="Segoe UI" w:cs="Segoe UI"/>
-              </w:rPr>
-            </w:pPr>
-            <w:r>
-              <w:rPr>
-                <w:rFonts w:ascii="Segoe UI" w:hAnsi="Segoe UI" w:cs="Segoe UI"/>
-                <w:color w:val="2D3748"/>
-                <w:sz w:val="20"/>
-              </w:rPr>
-              <w:t>Collaborated across teams to keep issue resolution, reporting, and day-to-day operations on track.</w:t>
-            </w:r>
-          </w:p>
-          <w:p>
-            <w:pPr>
-              <w:spacing w:before="120" w:after="20" w:line="269" w:lineRule="auto"/>
+              <w:spacing w:before="120" w:after="20" w:line="240" w:lineRule="auto"/>
               <w:rPr>
                 <w:rFonts w:ascii="Segoe UI" w:hAnsi="Segoe UI" w:cs="Segoe UI"/>
               </w:rPr>
@@ -533,7 +527,40 @@
                 <w:color w:val="2D3748"/>
                 <w:sz w:val="20"/>
               </w:rPr>
-              <w:t>Built many applications in various other languages including PHP, C, C++, C#, Python, JS/HTML/CSS, Unity, Java, VB, Python, and Unreal.</w:t>
+              <w:t>Debugging and testing practices.</w:t>
+            </w:r>
+          </w:p>
+          <w:p>
+            <w:pPr>
+              <w:pStyle w:val="ListBullet"/>
+              <w:spacing w:after="40" w:line="269" w:lineRule="auto"/>
+              <w:rPr>
+                <w:rFonts w:ascii="Segoe UI" w:hAnsi="Segoe UI" w:cs="Segoe UI"/>
+              </w:rPr>
+            </w:pPr>
+            <w:r>
+              <w:rPr>
+                <w:rFonts w:ascii="Segoe UI" w:hAnsi="Segoe UI" w:cs="Segoe UI"/>
+                <w:color w:val="2D3748"/>
+                <w:sz w:val="20"/>
+              </w:rPr>
+              <w:t>Built many applications in various other languages</w:t>
+            </w:r>
+            <w:r>
+              <w:rPr>
+                <w:rFonts w:ascii="Segoe UI" w:hAnsi="Segoe UI" w:cs="Segoe UI"/>
+                <w:color w:val="2D3748"/>
+                <w:sz w:val="20"/>
+              </w:rPr>
+              <w:t xml:space="preserve"> and frameworks</w:t>
+            </w:r>
+            <w:r>
+              <w:rPr>
+                <w:rFonts w:ascii="Segoe UI" w:hAnsi="Segoe UI" w:cs="Segoe UI"/>
+                <w:color w:val="2D3748"/>
+                <w:sz w:val="20"/>
+              </w:rPr>
+              <w:t xml:space="preserve"> including PHP, C, C++, C#, Python, JS/HTML/CSS, Unity, Java, VB, Python, and Unreal.</w:t>
             </w:r>
           </w:p>
         </w:tc>
@@ -866,16 +893,7 @@
                 <w:sz w:val="18"/>
                 <w:szCs w:val="18"/>
               </w:rPr>
-              <w:t xml:space="preserve">, </w:t>
-            </w:r>
-            <w:r>
-              <w:rPr>
-                <w:rFonts w:ascii="Segoe UI" w:hAnsi="Segoe UI" w:cs="Segoe UI"/>
-                <w:color w:val="111827"/>
-                <w:sz w:val="18"/>
-                <w:szCs w:val="18"/>
-              </w:rPr>
-              <w:t>HTML / CSS</w:t>
+              <w:t>, HTML / CSS</w:t>
             </w:r>
           </w:p>
           <w:p>
@@ -1138,6 +1156,46 @@
                 <w:sz w:val="18"/>
                 <w:szCs w:val="20"/>
               </w:rPr>
+              <w:t>Teams</w:t>
+            </w:r>
+          </w:p>
+          <w:p>
+            <w:pPr>
+              <w:pStyle w:val="ListBullet"/>
+              <w:spacing w:after="40" w:line="269" w:lineRule="auto"/>
+              <w:rPr>
+                <w:rFonts w:ascii="Segoe UI" w:hAnsi="Segoe UI" w:cs="Segoe UI"/>
+                <w:sz w:val="20"/>
+                <w:szCs w:val="20"/>
+              </w:rPr>
+            </w:pPr>
+            <w:r>
+              <w:rPr>
+                <w:rFonts w:ascii="Segoe UI" w:hAnsi="Segoe UI" w:cs="Segoe UI"/>
+                <w:color w:val="111827"/>
+                <w:sz w:val="18"/>
+                <w:szCs w:val="20"/>
+              </w:rPr>
+              <w:t>Power BI</w:t>
+            </w:r>
+          </w:p>
+          <w:p>
+            <w:pPr>
+              <w:pStyle w:val="ListBullet"/>
+              <w:spacing w:after="40" w:line="269" w:lineRule="auto"/>
+              <w:rPr>
+                <w:rFonts w:ascii="Segoe UI" w:hAnsi="Segoe UI" w:cs="Segoe UI"/>
+                <w:sz w:val="20"/>
+                <w:szCs w:val="20"/>
+              </w:rPr>
+            </w:pPr>
+            <w:r>
+              <w:rPr>
+                <w:rFonts w:ascii="Segoe UI" w:hAnsi="Segoe UI" w:cs="Segoe UI"/>
+                <w:color w:val="111827"/>
+                <w:sz w:val="18"/>
+                <w:szCs w:val="20"/>
+              </w:rPr>
               <w:t>Technical documentation</w:t>
             </w:r>
           </w:p>
@@ -1400,7 +1458,7 @@
   <w:abstractNum w:abstractNumId="8" w15:restartNumberingAfterBreak="0">
     <w:nsid w:val="FFFFFF89"/>
     <w:multiLevelType w:val="singleLevel"/>
-    <w:tmpl w:val="35AEB6E6"/>
+    <w:tmpl w:val="2092D986"/>
     <w:lvl w:ilvl="0">
       <w:start w:val="1"/>
       <w:numFmt w:val="bullet"/>

--- a/public/StephenResume.docx
+++ b/public/StephenResume.docx
@@ -117,7 +117,7 @@
                 <w:color w:val="2D3748"/>
                 <w:sz w:val="20"/>
               </w:rPr>
-              <w:t>Computer Programmer Analyst graduate with a strong foundation in OOP, SDLC, and backend systems. Experience with JavaScript, Python, SQL, and C#/.NET.</w:t>
+              <w:t>Computer Programmer Analyst graduate with a strong foundation in OOP, SDLC, and backend systems. Experience with JavaScript, Python, SQL, and C#/.NET. Built full-stack applications using Node.js and React.</w:t>
             </w:r>
           </w:p>
           <w:p>

--- a/public/StephenResume.docx
+++ b/public/StephenResume.docx
@@ -73,6 +73,7 @@
       </w:tr>
       <w:tr>
         <w:trPr>
+          <w:trHeight w:val="25"/>
           <w:jc w:val="center"/>
         </w:trPr>
         <w:tc>
@@ -101,16 +102,12 @@
               </w:rPr>
               <w:t>PROFILE</w:t>
             </w:r>
-          </w:p>
-          <w:p>
-            <w:pPr>
-              <w:spacing w:before="160" w:after="120" w:line="240" w:lineRule="auto"/>
+            <w:r>
               <w:rPr>
                 <w:rFonts w:ascii="Segoe UI" w:hAnsi="Segoe UI" w:cs="Segoe UI"/>
-                <w:color w:val="2D3748"/>
-                <w:sz w:val="20"/>
               </w:rPr>
-            </w:pPr>
+              <w:br/>
+            </w:r>
             <w:r>
               <w:rPr>
                 <w:rFonts w:ascii="Segoe UI" w:hAnsi="Segoe UI" w:cs="Segoe UI"/>
@@ -118,6 +115,14 @@
                 <w:sz w:val="20"/>
               </w:rPr>
               <w:t>Computer Programmer Analyst graduate with a strong foundation in OOP, SDLC, and backend systems. Experience with JavaScript, Python, SQL, and C#/.NET. Built full-stack applications using Node.js and React.</w:t>
+            </w:r>
+            <w:r>
+              <w:rPr>
+                <w:rFonts w:ascii="Segoe UI" w:hAnsi="Segoe UI" w:cs="Segoe UI"/>
+                <w:color w:val="2D3748"/>
+                <w:sz w:val="20"/>
+              </w:rPr>
+              <w:t xml:space="preserve"> Experience with game engines like Unity and Godot.</w:t>
             </w:r>
           </w:p>
           <w:p>
@@ -135,14 +140,12 @@
               </w:rPr>
               <w:t>EXPERIENCE</w:t>
             </w:r>
-          </w:p>
-          <w:p>
-            <w:pPr>
-              <w:spacing w:before="120" w:after="20" w:line="269" w:lineRule="auto"/>
+            <w:r>
               <w:rPr>
                 <w:rFonts w:ascii="Segoe UI" w:hAnsi="Segoe UI" w:cs="Segoe UI"/>
               </w:rPr>
-            </w:pPr>
+              <w:br/>
+            </w:r>
             <w:r>
               <w:rPr>
                 <w:rFonts w:ascii="Segoe UI" w:hAnsi="Segoe UI" w:cs="Segoe UI"/>
@@ -169,14 +172,12 @@
               </w:rPr>
               <w:t xml:space="preserve"> Inc.</w:t>
             </w:r>
-          </w:p>
-          <w:p>
-            <w:pPr>
-              <w:spacing w:after="80" w:line="269" w:lineRule="auto"/>
+            <w:r>
               <w:rPr>
                 <w:rFonts w:ascii="Segoe UI" w:hAnsi="Segoe UI" w:cs="Segoe UI"/>
               </w:rPr>
-            </w:pPr>
+              <w:br/>
+            </w:r>
             <w:r>
               <w:rPr>
                 <w:rFonts w:ascii="Segoe UI" w:hAnsi="Segoe UI" w:cs="Segoe UI"/>
@@ -278,7 +279,7 @@
           </w:p>
           <w:p>
             <w:pPr>
-              <w:spacing w:after="80" w:line="269" w:lineRule="auto"/>
+              <w:spacing w:after="80" w:line="240" w:lineRule="auto"/>
               <w:rPr>
                 <w:rFonts w:ascii="Segoe UI" w:hAnsi="Segoe UI" w:cs="Segoe UI"/>
               </w:rPr>
@@ -295,7 +296,7 @@
           <w:p>
             <w:pPr>
               <w:pStyle w:val="ListBullet"/>
-              <w:spacing w:after="40" w:line="269" w:lineRule="auto"/>
+              <w:spacing w:after="40" w:line="240" w:lineRule="auto"/>
               <w:rPr>
                 <w:rFonts w:ascii="Segoe UI" w:hAnsi="Segoe UI" w:cs="Segoe UI"/>
               </w:rPr>
@@ -311,7 +312,7 @@
           </w:p>
           <w:p>
             <w:pPr>
-              <w:spacing w:before="120" w:after="20" w:line="269" w:lineRule="auto"/>
+              <w:spacing w:before="120" w:after="20" w:line="240" w:lineRule="auto"/>
               <w:rPr>
                 <w:rFonts w:ascii="Segoe UI" w:hAnsi="Segoe UI" w:cs="Segoe UI"/>
               </w:rPr>
@@ -324,14 +325,12 @@
               </w:rPr>
               <w:t>Team Member | Tim Hortons</w:t>
             </w:r>
-          </w:p>
-          <w:p>
-            <w:pPr>
-              <w:spacing w:after="80" w:line="269" w:lineRule="auto"/>
+            <w:r>
               <w:rPr>
                 <w:rFonts w:ascii="Segoe UI" w:hAnsi="Segoe UI" w:cs="Segoe UI"/>
               </w:rPr>
-            </w:pPr>
+              <w:br/>
+            </w:r>
             <w:r>
               <w:rPr>
                 <w:rFonts w:ascii="Segoe UI" w:hAnsi="Segoe UI" w:cs="Segoe UI"/>
@@ -344,7 +343,7 @@
           <w:p>
             <w:pPr>
               <w:pStyle w:val="ListBullet"/>
-              <w:spacing w:after="40" w:line="269" w:lineRule="auto"/>
+              <w:spacing w:after="40" w:line="240" w:lineRule="auto"/>
               <w:rPr>
                 <w:rFonts w:ascii="Segoe UI" w:hAnsi="Segoe UI" w:cs="Segoe UI"/>
               </w:rPr>
@@ -376,7 +375,12 @@
           </w:p>
           <w:p>
             <w:pPr>
-              <w:spacing w:after="100" w:line="269" w:lineRule="auto"/>
+              <w:pStyle w:val="ListParagraph"/>
+              <w:numPr>
+                <w:ilvl w:val="0"/>
+                <w:numId w:val="14"/>
+              </w:numPr>
+              <w:spacing w:after="100" w:line="240" w:lineRule="auto"/>
               <w:rPr>
                 <w:rFonts w:ascii="Segoe UI" w:hAnsi="Segoe UI" w:cs="Segoe UI"/>
               </w:rPr>
@@ -408,7 +412,12 @@
           </w:p>
           <w:p>
             <w:pPr>
-              <w:spacing w:after="100" w:line="269" w:lineRule="auto"/>
+              <w:pStyle w:val="ListParagraph"/>
+              <w:numPr>
+                <w:ilvl w:val="0"/>
+                <w:numId w:val="14"/>
+              </w:numPr>
+              <w:spacing w:after="100" w:line="240" w:lineRule="auto"/>
               <w:rPr>
                 <w:rFonts w:ascii="Segoe UI" w:hAnsi="Segoe UI" w:cs="Segoe UI"/>
               </w:rPr>
@@ -432,7 +441,12 @@
           </w:p>
           <w:p>
             <w:pPr>
-              <w:spacing w:after="100" w:line="269" w:lineRule="auto"/>
+              <w:pStyle w:val="ListParagraph"/>
+              <w:numPr>
+                <w:ilvl w:val="0"/>
+                <w:numId w:val="14"/>
+              </w:numPr>
+              <w:spacing w:after="100" w:line="240" w:lineRule="auto"/>
               <w:rPr>
                 <w:rFonts w:ascii="Segoe UI" w:hAnsi="Segoe UI" w:cs="Segoe UI"/>
               </w:rPr>
@@ -459,13 +473,45 @@
                 <w:b/>
                 <w:color w:val="2A3140"/>
               </w:rPr>
-              <w:t>RELEVANT STRENGTHS</w:t>
+              <w:t>P</w:t>
             </w:r>
+            <w:r>
+              <w:rPr>
+                <w:rFonts w:ascii="Segoe UI" w:hAnsi="Segoe UI" w:cs="Segoe UI"/>
+                <w:b/>
+                <w:color w:val="2A3140"/>
+              </w:rPr>
+              <w:t>ROJECTS</w:t>
+            </w:r>
+            <w:r>
+              <w:rPr>
+                <w:rFonts w:ascii="Segoe UI" w:hAnsi="Segoe UI" w:cs="Segoe UI"/>
+              </w:rPr>
+              <w:br/>
+            </w:r>
+            <w:r>
+              <w:rPr>
+                <w:rFonts w:ascii="Segoe UI" w:hAnsi="Segoe UI" w:cs="Segoe UI"/>
+                <w:color w:val="6B7280"/>
+                <w:sz w:val="19"/>
+              </w:rPr>
+              <w:t>Action Roguelike Game | Godot/</w:t>
+            </w:r>
+            <w:proofErr w:type="spellStart"/>
+            <w:r>
+              <w:rPr>
+                <w:rFonts w:ascii="Segoe UI" w:hAnsi="Segoe UI" w:cs="Segoe UI"/>
+                <w:color w:val="6B7280"/>
+                <w:sz w:val="19"/>
+              </w:rPr>
+              <w:t>GDScript</w:t>
+            </w:r>
+            <w:proofErr w:type="spellEnd"/>
           </w:p>
           <w:p>
             <w:pPr>
               <w:pStyle w:val="ListBullet"/>
-              <w:spacing w:after="40" w:line="269" w:lineRule="auto"/>
+              <w:spacing w:after="40" w:line="240" w:lineRule="auto"/>
               <w:rPr>
                 <w:rFonts w:ascii="Segoe UI" w:hAnsi="Segoe UI" w:cs="Segoe UI"/>
               </w:rPr>
@@ -476,13 +522,13 @@
                 <w:color w:val="2D3748"/>
                 <w:sz w:val="20"/>
               </w:rPr>
-              <w:t>Builds end-to-end features from requirements through testing and iteration.</w:t>
+              <w:t>Built a wave-based action game with enemy spawning, weapons, upgrades, XP, currency, and shop systems.</w:t>
             </w:r>
           </w:p>
           <w:p>
             <w:pPr>
               <w:pStyle w:val="ListBullet"/>
-              <w:spacing w:after="40" w:line="269" w:lineRule="auto"/>
+              <w:spacing w:after="40" w:line="240" w:lineRule="auto"/>
               <w:rPr>
                 <w:rFonts w:ascii="Segoe UI" w:hAnsi="Segoe UI" w:cs="Segoe UI"/>
               </w:rPr>
@@ -493,15 +539,49 @@
                 <w:color w:val="2D3748"/>
                 <w:sz w:val="20"/>
               </w:rPr>
-              <w:t>Writes clean, readable code and communicates tradeoffs during collaboration.</w:t>
+              <w:t>Debugged and refined gameplay systems through testing, balancing, and iteration.</w:t>
+            </w:r>
+          </w:p>
+          <w:p>
+            <w:pPr>
+              <w:spacing w:before="160" w:after="120" w:line="240" w:lineRule="auto"/>
+              <w:rPr>
+                <w:rFonts w:ascii="Segoe UI" w:hAnsi="Segoe UI" w:cs="Segoe UI"/>
+              </w:rPr>
+            </w:pPr>
+            <w:r>
+              <w:rPr>
+                <w:rFonts w:ascii="Segoe UI" w:hAnsi="Segoe UI" w:cs="Segoe UI"/>
+                <w:color w:val="6B7280"/>
+                <w:sz w:val="19"/>
+              </w:rPr>
+              <w:t>Full Stack Web Applications</w:t>
+            </w:r>
+            <w:r>
+              <w:rPr>
+                <w:rFonts w:ascii="Segoe UI" w:hAnsi="Segoe UI" w:cs="Segoe UI"/>
+                <w:color w:val="6B7280"/>
+                <w:sz w:val="19"/>
+              </w:rPr>
+              <w:t xml:space="preserve"> | </w:t>
+            </w:r>
+            <w:r>
+              <w:rPr>
+                <w:rFonts w:ascii="Segoe UI" w:hAnsi="Segoe UI" w:cs="Segoe UI"/>
+                <w:color w:val="6B7280"/>
+                <w:sz w:val="19"/>
+              </w:rPr>
+              <w:t>React, Node.js SQL, | C#, .NET</w:t>
             </w:r>
           </w:p>
           <w:p>
             <w:pPr>
               <w:pStyle w:val="ListBullet"/>
-              <w:spacing w:after="40" w:line="269" w:lineRule="auto"/>
+              <w:spacing w:line="240" w:lineRule="auto"/>
               <w:rPr>
                 <w:rFonts w:ascii="Segoe UI" w:hAnsi="Segoe UI" w:cs="Segoe UI"/>
+                <w:color w:val="2D3748"/>
+                <w:sz w:val="20"/>
               </w:rPr>
             </w:pPr>
             <w:r>
@@ -510,16 +590,13 @@
                 <w:color w:val="2D3748"/>
                 <w:sz w:val="20"/>
               </w:rPr>
-              <w:t>Learns new technologies quickly and takes ownership to deliver working outcomes.</w:t>
+              <w:t>Built database-backed web applications with frontend forms, backend routes, and persistent data storage.</w:t>
             </w:r>
           </w:p>
           <w:p>
             <w:pPr>
               <w:pStyle w:val="ListBullet"/>
-              <w:spacing w:after="40" w:line="269" w:lineRule="auto"/>
-              <w:rPr>
-                <w:rFonts w:ascii="Segoe UI" w:hAnsi="Segoe UI" w:cs="Segoe UI"/>
-              </w:rPr>
+              <w:spacing w:line="240" w:lineRule="auto"/>
             </w:pPr>
             <w:r>
               <w:rPr>
@@ -527,41 +604,56 @@
                 <w:color w:val="2D3748"/>
                 <w:sz w:val="20"/>
               </w:rPr>
-              <w:t>Debugging and testing practices.</w:t>
+              <w:t>Practiced CRUD operations, API/database integration, and full-stack debugging.</w:t>
             </w:r>
           </w:p>
           <w:p>
             <w:pPr>
               <w:pStyle w:val="ListBullet"/>
-              <w:spacing w:after="40" w:line="269" w:lineRule="auto"/>
-              <w:rPr>
-                <w:rFonts w:ascii="Segoe UI" w:hAnsi="Segoe UI" w:cs="Segoe UI"/>
-              </w:rPr>
+              <w:numPr>
+                <w:ilvl w:val="0"/>
+                <w:numId w:val="0"/>
+              </w:numPr>
+              <w:spacing w:line="240" w:lineRule="auto"/>
             </w:pPr>
             <w:r>
               <w:rPr>
                 <w:rFonts w:ascii="Segoe UI" w:hAnsi="Segoe UI" w:cs="Segoe UI"/>
-                <w:color w:val="2D3748"/>
-                <w:sz w:val="20"/>
+                <w:color w:val="6B7280"/>
+                <w:sz w:val="19"/>
               </w:rPr>
-              <w:t>Built many applications in various other languages</w:t>
+              <w:t xml:space="preserve">More projects available on GitHub: </w:t>
             </w:r>
-            <w:r>
-              <w:rPr>
-                <w:rFonts w:ascii="Segoe UI" w:hAnsi="Segoe UI" w:cs="Segoe UI"/>
-                <w:color w:val="2D3748"/>
-                <w:sz w:val="20"/>
-              </w:rPr>
-              <w:t xml:space="preserve"> and frameworks</w:t>
-            </w:r>
-            <w:r>
-              <w:rPr>
-                <w:rFonts w:ascii="Segoe UI" w:hAnsi="Segoe UI" w:cs="Segoe UI"/>
-                <w:color w:val="2D3748"/>
-                <w:sz w:val="20"/>
-              </w:rPr>
-              <w:t xml:space="preserve"> including PHP, C, C++, C#, Python, JS/HTML/CSS, Unity, Java, VB, Python, and Unreal.</w:t>
-            </w:r>
+            <w:hyperlink r:id="rId6" w:history="1">
+              <w:r>
+                <w:rPr>
+                  <w:rStyle w:val="Hyperlink"/>
+                  <w:rFonts w:ascii="Segoe UI" w:hAnsi="Segoe UI" w:cs="Segoe UI"/>
+                  <w:sz w:val="19"/>
+                </w:rPr>
+                <w:t>github.com/</w:t>
+              </w:r>
+              <w:proofErr w:type="spellStart"/>
+              <w:r>
+                <w:rPr>
+                  <w:rStyle w:val="Hyperlink"/>
+                  <w:rFonts w:ascii="Segoe UI" w:hAnsi="Segoe UI" w:cs="Segoe UI"/>
+                  <w:sz w:val="19"/>
+                </w:rPr>
+                <w:t>StephenWilton</w:t>
+              </w:r>
+              <w:proofErr w:type="spellEnd"/>
+            </w:hyperlink>
+          </w:p>
+          <w:p>
+            <w:pPr>
+              <w:pStyle w:val="ListBullet"/>
+              <w:numPr>
+                <w:ilvl w:val="0"/>
+                <w:numId w:val="0"/>
+              </w:numPr>
+              <w:spacing w:line="240" w:lineRule="auto"/>
+            </w:pPr>
           </w:p>
         </w:tc>
         <w:tc>
@@ -594,7 +686,7 @@
           </w:p>
           <w:p>
             <w:pPr>
-              <w:spacing w:before="40" w:after="0" w:line="269" w:lineRule="auto"/>
+              <w:spacing w:before="40" w:after="0" w:line="240" w:lineRule="auto"/>
               <w:rPr>
                 <w:rFonts w:ascii="Segoe UI" w:hAnsi="Segoe UI" w:cs="Segoe UI"/>
               </w:rPr>
@@ -611,7 +703,7 @@
           </w:p>
           <w:p>
             <w:pPr>
-              <w:spacing w:after="80" w:line="269" w:lineRule="auto"/>
+              <w:spacing w:after="80" w:line="240" w:lineRule="auto"/>
               <w:rPr>
                 <w:rFonts w:ascii="Segoe UI" w:hAnsi="Segoe UI" w:cs="Segoe UI"/>
                 <w:sz w:val="20"/>
@@ -630,7 +722,7 @@
           </w:p>
           <w:p>
             <w:pPr>
-              <w:spacing w:before="40" w:after="0" w:line="269" w:lineRule="auto"/>
+              <w:spacing w:before="40" w:after="0" w:line="240" w:lineRule="auto"/>
               <w:rPr>
                 <w:rFonts w:ascii="Segoe UI" w:hAnsi="Segoe UI" w:cs="Segoe UI"/>
               </w:rPr>
@@ -647,7 +739,7 @@
           </w:p>
           <w:p>
             <w:pPr>
-              <w:spacing w:after="80" w:line="269" w:lineRule="auto"/>
+              <w:spacing w:after="80" w:line="240" w:lineRule="auto"/>
               <w:rPr>
                 <w:rFonts w:ascii="Segoe UI" w:hAnsi="Segoe UI" w:cs="Segoe UI"/>
                 <w:sz w:val="20"/>
@@ -666,7 +758,7 @@
           </w:p>
           <w:p>
             <w:pPr>
-              <w:spacing w:before="40" w:after="0" w:line="269" w:lineRule="auto"/>
+              <w:spacing w:before="40" w:after="0" w:line="240" w:lineRule="auto"/>
               <w:rPr>
                 <w:rFonts w:ascii="Segoe UI" w:hAnsi="Segoe UI" w:cs="Segoe UI"/>
               </w:rPr>
@@ -683,7 +775,7 @@
           </w:p>
           <w:p>
             <w:pPr>
-              <w:spacing w:after="80" w:line="269" w:lineRule="auto"/>
+              <w:spacing w:after="80" w:line="240" w:lineRule="auto"/>
               <w:rPr>
                 <w:rFonts w:ascii="Segoe UI" w:hAnsi="Segoe UI" w:cs="Segoe UI"/>
                 <w:sz w:val="20"/>
@@ -702,7 +794,7 @@
           </w:p>
           <w:p>
             <w:pPr>
-              <w:spacing w:before="40" w:after="0" w:line="269" w:lineRule="auto"/>
+              <w:spacing w:before="40" w:after="0" w:line="240" w:lineRule="auto"/>
               <w:rPr>
                 <w:rFonts w:ascii="Segoe UI" w:hAnsi="Segoe UI" w:cs="Segoe UI"/>
               </w:rPr>
@@ -719,7 +811,7 @@
           </w:p>
           <w:p>
             <w:pPr>
-              <w:spacing w:after="80" w:line="269" w:lineRule="auto"/>
+              <w:spacing w:after="80" w:line="240" w:lineRule="auto"/>
               <w:rPr>
                 <w:rFonts w:ascii="Segoe UI" w:hAnsi="Segoe UI" w:cs="Segoe UI"/>
                 <w:color w:val="111827"/>
@@ -727,7 +819,7 @@
                 <w:szCs w:val="20"/>
               </w:rPr>
             </w:pPr>
-            <w:hyperlink r:id="rId6" w:history="1">
+            <w:hyperlink r:id="rId7" w:history="1">
               <w:r>
                 <w:rPr>
                   <w:rStyle w:val="Hyperlink"/>
@@ -772,7 +864,7 @@
           </w:p>
           <w:p>
             <w:pPr>
-              <w:spacing w:before="40" w:after="0" w:line="269" w:lineRule="auto"/>
+              <w:spacing w:before="40" w:after="0" w:line="240" w:lineRule="auto"/>
               <w:rPr>
                 <w:rFonts w:ascii="Segoe UI" w:hAnsi="Segoe UI" w:cs="Segoe UI"/>
               </w:rPr>
@@ -789,7 +881,7 @@
           </w:p>
           <w:p>
             <w:pPr>
-              <w:spacing w:after="80" w:line="269" w:lineRule="auto"/>
+              <w:spacing w:after="80" w:line="240" w:lineRule="auto"/>
               <w:rPr>
                 <w:rFonts w:ascii="Segoe UI" w:hAnsi="Segoe UI" w:cs="Segoe UI"/>
                 <w:color w:val="111827"/>
@@ -797,7 +889,7 @@
                 <w:szCs w:val="20"/>
               </w:rPr>
             </w:pPr>
-            <w:hyperlink r:id="rId7" w:history="1">
+            <w:hyperlink r:id="rId8" w:history="1">
               <w:r>
                 <w:rPr>
                   <w:rStyle w:val="Hyperlink"/>
@@ -811,7 +903,7 @@
           </w:p>
           <w:p>
             <w:pPr>
-              <w:spacing w:before="40" w:after="0" w:line="269" w:lineRule="auto"/>
+              <w:spacing w:before="40" w:after="0" w:line="240" w:lineRule="auto"/>
               <w:rPr>
                 <w:rFonts w:ascii="Segoe UI" w:hAnsi="Segoe UI" w:cs="Segoe UI"/>
                 <w:b/>
@@ -831,14 +923,14 @@
           </w:p>
           <w:p>
             <w:pPr>
-              <w:spacing w:before="40" w:after="0" w:line="269" w:lineRule="auto"/>
+              <w:spacing w:before="40" w:after="0" w:line="240" w:lineRule="auto"/>
               <w:rPr>
                 <w:rFonts w:ascii="Segoe UI" w:hAnsi="Segoe UI" w:cs="Segoe UI"/>
                 <w:sz w:val="18"/>
                 <w:szCs w:val="18"/>
               </w:rPr>
             </w:pPr>
-            <w:hyperlink r:id="rId8" w:history="1">
+            <w:hyperlink r:id="rId9" w:history="1">
               <w:r>
                 <w:rPr>
                   <w:rStyle w:val="Hyperlink"/>
@@ -870,7 +962,7 @@
           <w:p>
             <w:pPr>
               <w:pStyle w:val="ListBullet"/>
-              <w:spacing w:after="40" w:line="269" w:lineRule="auto"/>
+              <w:spacing w:after="40" w:line="240" w:lineRule="auto"/>
               <w:rPr>
                 <w:rFonts w:ascii="Segoe UI" w:hAnsi="Segoe UI" w:cs="Segoe UI"/>
                 <w:sz w:val="18"/>
@@ -899,7 +991,7 @@
           <w:p>
             <w:pPr>
               <w:pStyle w:val="ListBullet"/>
-              <w:spacing w:after="40" w:line="269" w:lineRule="auto"/>
+              <w:spacing w:after="40" w:line="240" w:lineRule="auto"/>
               <w:rPr>
                 <w:rFonts w:ascii="Segoe UI" w:hAnsi="Segoe UI" w:cs="Segoe UI"/>
                 <w:sz w:val="18"/>
@@ -919,7 +1011,7 @@
           <w:p>
             <w:pPr>
               <w:pStyle w:val="ListBullet"/>
-              <w:spacing w:after="40" w:line="269" w:lineRule="auto"/>
+              <w:spacing w:after="40" w:line="240" w:lineRule="auto"/>
               <w:rPr>
                 <w:rFonts w:ascii="Segoe UI" w:hAnsi="Segoe UI" w:cs="Segoe UI"/>
                 <w:sz w:val="18"/>
@@ -939,7 +1031,7 @@
           <w:p>
             <w:pPr>
               <w:pStyle w:val="ListBullet"/>
-              <w:spacing w:after="40" w:line="269" w:lineRule="auto"/>
+              <w:spacing w:after="40" w:line="240" w:lineRule="auto"/>
               <w:rPr>
                 <w:rFonts w:ascii="Segoe UI" w:hAnsi="Segoe UI" w:cs="Segoe UI"/>
                 <w:sz w:val="18"/>
@@ -959,7 +1051,7 @@
           <w:p>
             <w:pPr>
               <w:pStyle w:val="ListBullet"/>
-              <w:spacing w:after="40" w:line="269" w:lineRule="auto"/>
+              <w:spacing w:after="40" w:line="240" w:lineRule="auto"/>
               <w:rPr>
                 <w:rFonts w:ascii="Segoe UI" w:hAnsi="Segoe UI" w:cs="Segoe UI"/>
                 <w:sz w:val="18"/>
@@ -979,7 +1071,7 @@
           <w:p>
             <w:pPr>
               <w:pStyle w:val="ListBullet"/>
-              <w:spacing w:after="40" w:line="269" w:lineRule="auto"/>
+              <w:spacing w:after="40" w:line="240" w:lineRule="auto"/>
               <w:rPr>
                 <w:rFonts w:ascii="Segoe UI" w:hAnsi="Segoe UI" w:cs="Segoe UI"/>
                 <w:sz w:val="18"/>
@@ -1016,7 +1108,7 @@
           <w:p>
             <w:pPr>
               <w:pStyle w:val="ListBullet"/>
-              <w:spacing w:after="40" w:line="269" w:lineRule="auto"/>
+              <w:spacing w:after="40" w:line="240" w:lineRule="auto"/>
               <w:rPr>
                 <w:rFonts w:ascii="Segoe UI" w:hAnsi="Segoe UI" w:cs="Segoe UI"/>
                 <w:sz w:val="20"/>
@@ -1036,7 +1128,7 @@
           <w:p>
             <w:pPr>
               <w:pStyle w:val="ListBullet"/>
-              <w:spacing w:after="40" w:line="269" w:lineRule="auto"/>
+              <w:spacing w:after="40" w:line="240" w:lineRule="auto"/>
               <w:rPr>
                 <w:rFonts w:ascii="Segoe UI" w:hAnsi="Segoe UI" w:cs="Segoe UI"/>
                 <w:sz w:val="20"/>
@@ -1056,7 +1148,7 @@
           <w:p>
             <w:pPr>
               <w:pStyle w:val="ListBullet"/>
-              <w:spacing w:after="40" w:line="269" w:lineRule="auto"/>
+              <w:spacing w:after="40" w:line="240" w:lineRule="auto"/>
               <w:rPr>
                 <w:rFonts w:ascii="Segoe UI" w:hAnsi="Segoe UI" w:cs="Segoe UI"/>
                 <w:sz w:val="20"/>
@@ -1076,7 +1168,7 @@
           <w:p>
             <w:pPr>
               <w:pStyle w:val="ListBullet"/>
-              <w:spacing w:after="40" w:line="269" w:lineRule="auto"/>
+              <w:spacing w:after="40" w:line="240" w:lineRule="auto"/>
               <w:rPr>
                 <w:rFonts w:ascii="Segoe UI" w:hAnsi="Segoe UI" w:cs="Segoe UI"/>
                 <w:sz w:val="20"/>
@@ -1113,7 +1205,7 @@
           <w:p>
             <w:pPr>
               <w:pStyle w:val="ListBullet"/>
-              <w:spacing w:after="40" w:line="269" w:lineRule="auto"/>
+              <w:spacing w:after="40" w:line="240" w:lineRule="auto"/>
               <w:rPr>
                 <w:rFonts w:ascii="Segoe UI" w:hAnsi="Segoe UI" w:cs="Segoe UI"/>
                 <w:sz w:val="20"/>
@@ -1142,7 +1234,7 @@
           <w:p>
             <w:pPr>
               <w:pStyle w:val="ListBullet"/>
-              <w:spacing w:after="40" w:line="269" w:lineRule="auto"/>
+              <w:spacing w:after="40" w:line="240" w:lineRule="auto"/>
               <w:rPr>
                 <w:rFonts w:ascii="Segoe UI" w:hAnsi="Segoe UI" w:cs="Segoe UI"/>
                 <w:sz w:val="20"/>
@@ -1162,7 +1254,7 @@
           <w:p>
             <w:pPr>
               <w:pStyle w:val="ListBullet"/>
-              <w:spacing w:after="40" w:line="269" w:lineRule="auto"/>
+              <w:spacing w:after="40" w:line="240" w:lineRule="auto"/>
               <w:rPr>
                 <w:rFonts w:ascii="Segoe UI" w:hAnsi="Segoe UI" w:cs="Segoe UI"/>
                 <w:sz w:val="20"/>
@@ -1182,7 +1274,7 @@
           <w:p>
             <w:pPr>
               <w:pStyle w:val="ListBullet"/>
-              <w:spacing w:after="40" w:line="269" w:lineRule="auto"/>
+              <w:spacing w:after="40" w:line="240" w:lineRule="auto"/>
               <w:rPr>
                 <w:rFonts w:ascii="Segoe UI" w:hAnsi="Segoe UI" w:cs="Segoe UI"/>
                 <w:sz w:val="20"/>
@@ -1218,7 +1310,7 @@
           </w:p>
           <w:p>
             <w:pPr>
-              <w:spacing w:before="40" w:after="0" w:line="269" w:lineRule="auto"/>
+              <w:spacing w:before="40" w:after="0" w:line="240" w:lineRule="auto"/>
               <w:rPr>
                 <w:rFonts w:ascii="Segoe UI" w:hAnsi="Segoe UI" w:cs="Segoe UI"/>
               </w:rPr>
@@ -1235,7 +1327,7 @@
           </w:p>
           <w:p>
             <w:pPr>
-              <w:spacing w:after="80" w:line="269" w:lineRule="auto"/>
+              <w:spacing w:after="80" w:line="240" w:lineRule="auto"/>
               <w:rPr>
                 <w:rFonts w:ascii="Segoe UI" w:hAnsi="Segoe UI" w:cs="Segoe UI"/>
               </w:rPr>
@@ -1251,7 +1343,7 @@
           </w:p>
           <w:p>
             <w:pPr>
-              <w:spacing w:before="40" w:after="0" w:line="269" w:lineRule="auto"/>
+              <w:spacing w:before="40" w:after="0" w:line="240" w:lineRule="auto"/>
               <w:rPr>
                 <w:rFonts w:ascii="Segoe UI" w:hAnsi="Segoe UI" w:cs="Segoe UI"/>
               </w:rPr>
@@ -1268,7 +1360,7 @@
           </w:p>
           <w:p>
             <w:pPr>
-              <w:spacing w:after="80" w:line="269" w:lineRule="auto"/>
+              <w:spacing w:after="80" w:line="240" w:lineRule="auto"/>
               <w:rPr>
                 <w:rFonts w:ascii="Segoe UI" w:hAnsi="Segoe UI" w:cs="Segoe UI"/>
               </w:rPr>
@@ -1458,7 +1550,7 @@
   <w:abstractNum w:abstractNumId="8" w15:restartNumberingAfterBreak="0">
     <w:nsid w:val="FFFFFF89"/>
     <w:multiLevelType w:val="singleLevel"/>
-    <w:tmpl w:val="2092D986"/>
+    <w:tmpl w:val="277E7BCA"/>
     <w:lvl w:ilvl="0">
       <w:start w:val="1"/>
       <w:numFmt w:val="bullet"/>
@@ -1473,6 +1565,573 @@
       </w:pPr>
       <w:rPr>
         <w:rFonts w:ascii="Symbol" w:hAnsi="Symbol" w:hint="default"/>
+      </w:rPr>
+    </w:lvl>
+  </w:abstractNum>
+  <w:abstractNum w:abstractNumId="9" w15:restartNumberingAfterBreak="0">
+    <w:nsid w:val="03BE4D4E"/>
+    <w:multiLevelType w:val="hybridMultilevel"/>
+    <w:tmpl w:val="B50E47B8"/>
+    <w:lvl w:ilvl="0" w:tplc="0FB00E5C">
+      <w:start w:val="1"/>
+      <w:numFmt w:val="bullet"/>
+      <w:lvlText w:val=""/>
+      <w:lvlJc w:val="left"/>
+      <w:pPr>
+        <w:ind w:left="357" w:hanging="357"/>
+      </w:pPr>
+      <w:rPr>
+        <w:rFonts w:ascii="Symbol" w:hAnsi="Symbol" w:hint="default"/>
+      </w:rPr>
+    </w:lvl>
+    <w:lvl w:ilvl="1" w:tplc="FFFFFFFF" w:tentative="1">
+      <w:start w:val="1"/>
+      <w:numFmt w:val="bullet"/>
+      <w:lvlText w:val="o"/>
+      <w:lvlJc w:val="left"/>
+      <w:pPr>
+        <w:ind w:left="1440" w:hanging="360"/>
+      </w:pPr>
+      <w:rPr>
+        <w:rFonts w:ascii="Courier New" w:hAnsi="Courier New" w:cs="Courier New" w:hint="default"/>
+      </w:rPr>
+    </w:lvl>
+    <w:lvl w:ilvl="2" w:tplc="FFFFFFFF" w:tentative="1">
+      <w:start w:val="1"/>
+      <w:numFmt w:val="bullet"/>
+      <w:lvlText w:val=""/>
+      <w:lvlJc w:val="left"/>
+      <w:pPr>
+        <w:ind w:left="2160" w:hanging="360"/>
+      </w:pPr>
+      <w:rPr>
+        <w:rFonts w:ascii="Wingdings" w:hAnsi="Wingdings" w:hint="default"/>
+      </w:rPr>
+    </w:lvl>
+    <w:lvl w:ilvl="3" w:tplc="FFFFFFFF" w:tentative="1">
+      <w:start w:val="1"/>
+      <w:numFmt w:val="bullet"/>
+      <w:lvlText w:val=""/>
+      <w:lvlJc w:val="left"/>
+      <w:pPr>
+        <w:ind w:left="2880" w:hanging="360"/>
+      </w:pPr>
+      <w:rPr>
+        <w:rFonts w:ascii="Symbol" w:hAnsi="Symbol" w:hint="default"/>
+      </w:rPr>
+    </w:lvl>
+    <w:lvl w:ilvl="4" w:tplc="FFFFFFFF" w:tentative="1">
+      <w:start w:val="1"/>
+      <w:numFmt w:val="bullet"/>
+      <w:lvlText w:val="o"/>
+      <w:lvlJc w:val="left"/>
+      <w:pPr>
+        <w:ind w:left="3600" w:hanging="360"/>
+      </w:pPr>
+      <w:rPr>
+        <w:rFonts w:ascii="Courier New" w:hAnsi="Courier New" w:cs="Courier New" w:hint="default"/>
+      </w:rPr>
+    </w:lvl>
+    <w:lvl w:ilvl="5" w:tplc="FFFFFFFF" w:tentative="1">
+      <w:start w:val="1"/>
+      <w:numFmt w:val="bullet"/>
+      <w:lvlText w:val=""/>
+      <w:lvlJc w:val="left"/>
+      <w:pPr>
+        <w:ind w:left="4320" w:hanging="360"/>
+      </w:pPr>
+      <w:rPr>
+        <w:rFonts w:ascii="Wingdings" w:hAnsi="Wingdings" w:hint="default"/>
+      </w:rPr>
+    </w:lvl>
+    <w:lvl w:ilvl="6" w:tplc="FFFFFFFF" w:tentative="1">
+      <w:start w:val="1"/>
+      <w:numFmt w:val="bullet"/>
+      <w:lvlText w:val=""/>
+      <w:lvlJc w:val="left"/>
+      <w:pPr>
+        <w:ind w:left="5040" w:hanging="360"/>
+      </w:pPr>
+      <w:rPr>
+        <w:rFonts w:ascii="Symbol" w:hAnsi="Symbol" w:hint="default"/>
+      </w:rPr>
+    </w:lvl>
+    <w:lvl w:ilvl="7" w:tplc="FFFFFFFF" w:tentative="1">
+      <w:start w:val="1"/>
+      <w:numFmt w:val="bullet"/>
+      <w:lvlText w:val="o"/>
+      <w:lvlJc w:val="left"/>
+      <w:pPr>
+        <w:ind w:left="5760" w:hanging="360"/>
+      </w:pPr>
+      <w:rPr>
+        <w:rFonts w:ascii="Courier New" w:hAnsi="Courier New" w:cs="Courier New" w:hint="default"/>
+      </w:rPr>
+    </w:lvl>
+    <w:lvl w:ilvl="8" w:tplc="FFFFFFFF" w:tentative="1">
+      <w:start w:val="1"/>
+      <w:numFmt w:val="bullet"/>
+      <w:lvlText w:val=""/>
+      <w:lvlJc w:val="left"/>
+      <w:pPr>
+        <w:ind w:left="6480" w:hanging="360"/>
+      </w:pPr>
+      <w:rPr>
+        <w:rFonts w:ascii="Wingdings" w:hAnsi="Wingdings" w:hint="default"/>
+      </w:rPr>
+    </w:lvl>
+  </w:abstractNum>
+  <w:abstractNum w:abstractNumId="10" w15:restartNumberingAfterBreak="0">
+    <w:nsid w:val="15CE37AF"/>
+    <w:multiLevelType w:val="hybridMultilevel"/>
+    <w:tmpl w:val="0BBC7EEE"/>
+    <w:lvl w:ilvl="0" w:tplc="10090001">
+      <w:start w:val="1"/>
+      <w:numFmt w:val="bullet"/>
+      <w:lvlText w:val=""/>
+      <w:lvlJc w:val="left"/>
+      <w:pPr>
+        <w:ind w:left="720" w:hanging="360"/>
+      </w:pPr>
+      <w:rPr>
+        <w:rFonts w:ascii="Symbol" w:hAnsi="Symbol" w:hint="default"/>
+      </w:rPr>
+    </w:lvl>
+    <w:lvl w:ilvl="1" w:tplc="10090003" w:tentative="1">
+      <w:start w:val="1"/>
+      <w:numFmt w:val="bullet"/>
+      <w:lvlText w:val="o"/>
+      <w:lvlJc w:val="left"/>
+      <w:pPr>
+        <w:ind w:left="1440" w:hanging="360"/>
+      </w:pPr>
+      <w:rPr>
+        <w:rFonts w:ascii="Courier New" w:hAnsi="Courier New" w:cs="Courier New" w:hint="default"/>
+      </w:rPr>
+    </w:lvl>
+    <w:lvl w:ilvl="2" w:tplc="10090005" w:tentative="1">
+      <w:start w:val="1"/>
+      <w:numFmt w:val="bullet"/>
+      <w:lvlText w:val=""/>
+      <w:lvlJc w:val="left"/>
+      <w:pPr>
+        <w:ind w:left="2160" w:hanging="360"/>
+      </w:pPr>
+      <w:rPr>
+        <w:rFonts w:ascii="Wingdings" w:hAnsi="Wingdings" w:hint="default"/>
+      </w:rPr>
+    </w:lvl>
+    <w:lvl w:ilvl="3" w:tplc="10090001" w:tentative="1">
+      <w:start w:val="1"/>
+      <w:numFmt w:val="bullet"/>
+      <w:lvlText w:val=""/>
+      <w:lvlJc w:val="left"/>
+      <w:pPr>
+        <w:ind w:left="2880" w:hanging="360"/>
+      </w:pPr>
+      <w:rPr>
+        <w:rFonts w:ascii="Symbol" w:hAnsi="Symbol" w:hint="default"/>
+      </w:rPr>
+    </w:lvl>
+    <w:lvl w:ilvl="4" w:tplc="10090003" w:tentative="1">
+      <w:start w:val="1"/>
+      <w:numFmt w:val="bullet"/>
+      <w:lvlText w:val="o"/>
+      <w:lvlJc w:val="left"/>
+      <w:pPr>
+        <w:ind w:left="3600" w:hanging="360"/>
+      </w:pPr>
+      <w:rPr>
+        <w:rFonts w:ascii="Courier New" w:hAnsi="Courier New" w:cs="Courier New" w:hint="default"/>
+      </w:rPr>
+    </w:lvl>
+    <w:lvl w:ilvl="5" w:tplc="10090005" w:tentative="1">
+      <w:start w:val="1"/>
+      <w:numFmt w:val="bullet"/>
+      <w:lvlText w:val=""/>
+      <w:lvlJc w:val="left"/>
+      <w:pPr>
+        <w:ind w:left="4320" w:hanging="360"/>
+      </w:pPr>
+      <w:rPr>
+        <w:rFonts w:ascii="Wingdings" w:hAnsi="Wingdings" w:hint="default"/>
+      </w:rPr>
+    </w:lvl>
+    <w:lvl w:ilvl="6" w:tplc="10090001" w:tentative="1">
+      <w:start w:val="1"/>
+      <w:numFmt w:val="bullet"/>
+      <w:lvlText w:val=""/>
+      <w:lvlJc w:val="left"/>
+      <w:pPr>
+        <w:ind w:left="5040" w:hanging="360"/>
+      </w:pPr>
+      <w:rPr>
+        <w:rFonts w:ascii="Symbol" w:hAnsi="Symbol" w:hint="default"/>
+      </w:rPr>
+    </w:lvl>
+    <w:lvl w:ilvl="7" w:tplc="10090003" w:tentative="1">
+      <w:start w:val="1"/>
+      <w:numFmt w:val="bullet"/>
+      <w:lvlText w:val="o"/>
+      <w:lvlJc w:val="left"/>
+      <w:pPr>
+        <w:ind w:left="5760" w:hanging="360"/>
+      </w:pPr>
+      <w:rPr>
+        <w:rFonts w:ascii="Courier New" w:hAnsi="Courier New" w:cs="Courier New" w:hint="default"/>
+      </w:rPr>
+    </w:lvl>
+    <w:lvl w:ilvl="8" w:tplc="10090005" w:tentative="1">
+      <w:start w:val="1"/>
+      <w:numFmt w:val="bullet"/>
+      <w:lvlText w:val=""/>
+      <w:lvlJc w:val="left"/>
+      <w:pPr>
+        <w:ind w:left="6480" w:hanging="360"/>
+      </w:pPr>
+      <w:rPr>
+        <w:rFonts w:ascii="Wingdings" w:hAnsi="Wingdings" w:hint="default"/>
+      </w:rPr>
+    </w:lvl>
+  </w:abstractNum>
+  <w:abstractNum w:abstractNumId="11" w15:restartNumberingAfterBreak="0">
+    <w:nsid w:val="2B9B1708"/>
+    <w:multiLevelType w:val="hybridMultilevel"/>
+    <w:tmpl w:val="20F6FB96"/>
+    <w:lvl w:ilvl="0" w:tplc="D7ECFEDA">
+      <w:start w:val="1"/>
+      <w:numFmt w:val="bullet"/>
+      <w:suff w:val="space"/>
+      <w:lvlText w:val=""/>
+      <w:lvlJc w:val="left"/>
+      <w:pPr>
+        <w:ind w:left="624" w:hanging="624"/>
+      </w:pPr>
+      <w:rPr>
+        <w:rFonts w:ascii="Symbol" w:hAnsi="Symbol" w:hint="default"/>
+      </w:rPr>
+    </w:lvl>
+    <w:lvl w:ilvl="1" w:tplc="FFFFFFFF" w:tentative="1">
+      <w:start w:val="1"/>
+      <w:numFmt w:val="bullet"/>
+      <w:lvlText w:val="o"/>
+      <w:lvlJc w:val="left"/>
+      <w:pPr>
+        <w:ind w:left="1440" w:hanging="360"/>
+      </w:pPr>
+      <w:rPr>
+        <w:rFonts w:ascii="Courier New" w:hAnsi="Courier New" w:cs="Courier New" w:hint="default"/>
+      </w:rPr>
+    </w:lvl>
+    <w:lvl w:ilvl="2" w:tplc="FFFFFFFF" w:tentative="1">
+      <w:start w:val="1"/>
+      <w:numFmt w:val="bullet"/>
+      <w:lvlText w:val=""/>
+      <w:lvlJc w:val="left"/>
+      <w:pPr>
+        <w:ind w:left="2160" w:hanging="360"/>
+      </w:pPr>
+      <w:rPr>
+        <w:rFonts w:ascii="Wingdings" w:hAnsi="Wingdings" w:hint="default"/>
+      </w:rPr>
+    </w:lvl>
+    <w:lvl w:ilvl="3" w:tplc="FFFFFFFF" w:tentative="1">
+      <w:start w:val="1"/>
+      <w:numFmt w:val="bullet"/>
+      <w:lvlText w:val=""/>
+      <w:lvlJc w:val="left"/>
+      <w:pPr>
+        <w:ind w:left="2880" w:hanging="360"/>
+      </w:pPr>
+      <w:rPr>
+        <w:rFonts w:ascii="Symbol" w:hAnsi="Symbol" w:hint="default"/>
+      </w:rPr>
+    </w:lvl>
+    <w:lvl w:ilvl="4" w:tplc="FFFFFFFF" w:tentative="1">
+      <w:start w:val="1"/>
+      <w:numFmt w:val="bullet"/>
+      <w:lvlText w:val="o"/>
+      <w:lvlJc w:val="left"/>
+      <w:pPr>
+        <w:ind w:left="3600" w:hanging="360"/>
+      </w:pPr>
+      <w:rPr>
+        <w:rFonts w:ascii="Courier New" w:hAnsi="Courier New" w:cs="Courier New" w:hint="default"/>
+      </w:rPr>
+    </w:lvl>
+    <w:lvl w:ilvl="5" w:tplc="FFFFFFFF" w:tentative="1">
+      <w:start w:val="1"/>
+      <w:numFmt w:val="bullet"/>
+      <w:lvlText w:val=""/>
+      <w:lvlJc w:val="left"/>
+      <w:pPr>
+        <w:ind w:left="4320" w:hanging="360"/>
+      </w:pPr>
+      <w:rPr>
+        <w:rFonts w:ascii="Wingdings" w:hAnsi="Wingdings" w:hint="default"/>
+      </w:rPr>
+    </w:lvl>
+    <w:lvl w:ilvl="6" w:tplc="FFFFFFFF" w:tentative="1">
+      <w:start w:val="1"/>
+      <w:numFmt w:val="bullet"/>
+      <w:lvlText w:val=""/>
+      <w:lvlJc w:val="left"/>
+      <w:pPr>
+        <w:ind w:left="5040" w:hanging="360"/>
+      </w:pPr>
+      <w:rPr>
+        <w:rFonts w:ascii="Symbol" w:hAnsi="Symbol" w:hint="default"/>
+      </w:rPr>
+    </w:lvl>
+    <w:lvl w:ilvl="7" w:tplc="FFFFFFFF" w:tentative="1">
+      <w:start w:val="1"/>
+      <w:numFmt w:val="bullet"/>
+      <w:lvlText w:val="o"/>
+      <w:lvlJc w:val="left"/>
+      <w:pPr>
+        <w:ind w:left="5760" w:hanging="360"/>
+      </w:pPr>
+      <w:rPr>
+        <w:rFonts w:ascii="Courier New" w:hAnsi="Courier New" w:cs="Courier New" w:hint="default"/>
+      </w:rPr>
+    </w:lvl>
+    <w:lvl w:ilvl="8" w:tplc="FFFFFFFF" w:tentative="1">
+      <w:start w:val="1"/>
+      <w:numFmt w:val="bullet"/>
+      <w:lvlText w:val=""/>
+      <w:lvlJc w:val="left"/>
+      <w:pPr>
+        <w:ind w:left="6480" w:hanging="360"/>
+      </w:pPr>
+      <w:rPr>
+        <w:rFonts w:ascii="Wingdings" w:hAnsi="Wingdings" w:hint="default"/>
+      </w:rPr>
+    </w:lvl>
+  </w:abstractNum>
+  <w:abstractNum w:abstractNumId="12" w15:restartNumberingAfterBreak="0">
+    <w:nsid w:val="3E307F2C"/>
+    <w:multiLevelType w:val="hybridMultilevel"/>
+    <w:tmpl w:val="D2582A3C"/>
+    <w:lvl w:ilvl="0" w:tplc="CB0E5274">
+      <w:start w:val="1"/>
+      <w:numFmt w:val="bullet"/>
+      <w:lvlText w:val=""/>
+      <w:lvlJc w:val="left"/>
+      <w:pPr>
+        <w:ind w:left="720" w:hanging="720"/>
+      </w:pPr>
+      <w:rPr>
+        <w:rFonts w:ascii="Symbol" w:hAnsi="Symbol" w:hint="default"/>
+      </w:rPr>
+    </w:lvl>
+    <w:lvl w:ilvl="1" w:tplc="FFFFFFFF" w:tentative="1">
+      <w:start w:val="1"/>
+      <w:numFmt w:val="bullet"/>
+      <w:lvlText w:val="o"/>
+      <w:lvlJc w:val="left"/>
+      <w:pPr>
+        <w:ind w:left="1440" w:hanging="360"/>
+      </w:pPr>
+      <w:rPr>
+        <w:rFonts w:ascii="Courier New" w:hAnsi="Courier New" w:cs="Courier New" w:hint="default"/>
+      </w:rPr>
+    </w:lvl>
+    <w:lvl w:ilvl="2" w:tplc="FFFFFFFF" w:tentative="1">
+      <w:start w:val="1"/>
+      <w:numFmt w:val="bullet"/>
+      <w:lvlText w:val=""/>
+      <w:lvlJc w:val="left"/>
+      <w:pPr>
+        <w:ind w:left="2160" w:hanging="360"/>
+      </w:pPr>
+      <w:rPr>
+        <w:rFonts w:ascii="Wingdings" w:hAnsi="Wingdings" w:hint="default"/>
+      </w:rPr>
+    </w:lvl>
+    <w:lvl w:ilvl="3" w:tplc="FFFFFFFF" w:tentative="1">
+      <w:start w:val="1"/>
+      <w:numFmt w:val="bullet"/>
+      <w:lvlText w:val=""/>
+      <w:lvlJc w:val="left"/>
+      <w:pPr>
+        <w:ind w:left="2880" w:hanging="360"/>
+      </w:pPr>
+      <w:rPr>
+        <w:rFonts w:ascii="Symbol" w:hAnsi="Symbol" w:hint="default"/>
+      </w:rPr>
+    </w:lvl>
+    <w:lvl w:ilvl="4" w:tplc="FFFFFFFF" w:tentative="1">
+      <w:start w:val="1"/>
+      <w:numFmt w:val="bullet"/>
+      <w:lvlText w:val="o"/>
+      <w:lvlJc w:val="left"/>
+      <w:pPr>
+        <w:ind w:left="3600" w:hanging="360"/>
+      </w:pPr>
+      <w:rPr>
+        <w:rFonts w:ascii="Courier New" w:hAnsi="Courier New" w:cs="Courier New" w:hint="default"/>
+      </w:rPr>
+    </w:lvl>
+    <w:lvl w:ilvl="5" w:tplc="FFFFFFFF" w:tentative="1">
+      <w:start w:val="1"/>
+      <w:numFmt w:val="bullet"/>
+      <w:lvlText w:val=""/>
+      <w:lvlJc w:val="left"/>
+      <w:pPr>
+        <w:ind w:left="4320" w:hanging="360"/>
+      </w:pPr>
+      <w:rPr>
+        <w:rFonts w:ascii="Wingdings" w:hAnsi="Wingdings" w:hint="default"/>
+      </w:rPr>
+    </w:lvl>
+    <w:lvl w:ilvl="6" w:tplc="FFFFFFFF" w:tentative="1">
+      <w:start w:val="1"/>
+      <w:numFmt w:val="bullet"/>
+      <w:lvlText w:val=""/>
+      <w:lvlJc w:val="left"/>
+      <w:pPr>
+        <w:ind w:left="5040" w:hanging="360"/>
+      </w:pPr>
+      <w:rPr>
+        <w:rFonts w:ascii="Symbol" w:hAnsi="Symbol" w:hint="default"/>
+      </w:rPr>
+    </w:lvl>
+    <w:lvl w:ilvl="7" w:tplc="FFFFFFFF" w:tentative="1">
+      <w:start w:val="1"/>
+      <w:numFmt w:val="bullet"/>
+      <w:lvlText w:val="o"/>
+      <w:lvlJc w:val="left"/>
+      <w:pPr>
+        <w:ind w:left="5760" w:hanging="360"/>
+      </w:pPr>
+      <w:rPr>
+        <w:rFonts w:ascii="Courier New" w:hAnsi="Courier New" w:cs="Courier New" w:hint="default"/>
+      </w:rPr>
+    </w:lvl>
+    <w:lvl w:ilvl="8" w:tplc="FFFFFFFF" w:tentative="1">
+      <w:start w:val="1"/>
+      <w:numFmt w:val="bullet"/>
+      <w:lvlText w:val=""/>
+      <w:lvlJc w:val="left"/>
+      <w:pPr>
+        <w:ind w:left="6480" w:hanging="360"/>
+      </w:pPr>
+      <w:rPr>
+        <w:rFonts w:ascii="Wingdings" w:hAnsi="Wingdings" w:hint="default"/>
+      </w:rPr>
+    </w:lvl>
+  </w:abstractNum>
+  <w:abstractNum w:abstractNumId="13" w15:restartNumberingAfterBreak="0">
+    <w:nsid w:val="4726396E"/>
+    <w:multiLevelType w:val="hybridMultilevel"/>
+    <w:tmpl w:val="44F4D5C2"/>
+    <w:lvl w:ilvl="0" w:tplc="F02EAB66">
+      <w:start w:val="1"/>
+      <w:numFmt w:val="bullet"/>
+      <w:suff w:val="space"/>
+      <w:lvlText w:val=""/>
+      <w:lvlJc w:val="left"/>
+      <w:pPr>
+        <w:ind w:left="357" w:hanging="357"/>
+      </w:pPr>
+      <w:rPr>
+        <w:rFonts w:ascii="Symbol" w:hAnsi="Symbol" w:hint="default"/>
+      </w:rPr>
+    </w:lvl>
+    <w:lvl w:ilvl="1" w:tplc="FFFFFFFF" w:tentative="1">
+      <w:start w:val="1"/>
+      <w:numFmt w:val="bullet"/>
+      <w:lvlText w:val="o"/>
+      <w:lvlJc w:val="left"/>
+      <w:pPr>
+        <w:ind w:left="1440" w:hanging="360"/>
+      </w:pPr>
+      <w:rPr>
+        <w:rFonts w:ascii="Courier New" w:hAnsi="Courier New" w:cs="Courier New" w:hint="default"/>
+      </w:rPr>
+    </w:lvl>
+    <w:lvl w:ilvl="2" w:tplc="FFFFFFFF" w:tentative="1">
+      <w:start w:val="1"/>
+      <w:numFmt w:val="bullet"/>
+      <w:lvlText w:val=""/>
+      <w:lvlJc w:val="left"/>
+      <w:pPr>
+        <w:ind w:left="2160" w:hanging="360"/>
+      </w:pPr>
+      <w:rPr>
+        <w:rFonts w:ascii="Wingdings" w:hAnsi="Wingdings" w:hint="default"/>
+      </w:rPr>
+    </w:lvl>
+    <w:lvl w:ilvl="3" w:tplc="FFFFFFFF" w:tentative="1">
+      <w:start w:val="1"/>
+      <w:numFmt w:val="bullet"/>
+      <w:lvlText w:val=""/>
+      <w:lvlJc w:val="left"/>
+      <w:pPr>
+        <w:ind w:left="2880" w:hanging="360"/>
+      </w:pPr>
+      <w:rPr>
+        <w:rFonts w:ascii="Symbol" w:hAnsi="Symbol" w:hint="default"/>
+      </w:rPr>
+    </w:lvl>
+    <w:lvl w:ilvl="4" w:tplc="FFFFFFFF" w:tentative="1">
+      <w:start w:val="1"/>
+      <w:numFmt w:val="bullet"/>
+      <w:lvlText w:val="o"/>
+      <w:lvlJc w:val="left"/>
+      <w:pPr>
+        <w:ind w:left="3600" w:hanging="360"/>
+      </w:pPr>
+      <w:rPr>
+        <w:rFonts w:ascii="Courier New" w:hAnsi="Courier New" w:cs="Courier New" w:hint="default"/>
+      </w:rPr>
+    </w:lvl>
+    <w:lvl w:ilvl="5" w:tplc="FFFFFFFF" w:tentative="1">
+      <w:start w:val="1"/>
+      <w:numFmt w:val="bullet"/>
+      <w:lvlText w:val=""/>
+      <w:lvlJc w:val="left"/>
+      <w:pPr>
+        <w:ind w:left="4320" w:hanging="360"/>
+      </w:pPr>
+      <w:rPr>
+        <w:rFonts w:ascii="Wingdings" w:hAnsi="Wingdings" w:hint="default"/>
+      </w:rPr>
+    </w:lvl>
+    <w:lvl w:ilvl="6" w:tplc="FFFFFFFF" w:tentative="1">
+      <w:start w:val="1"/>
+      <w:numFmt w:val="bullet"/>
+      <w:lvlText w:val=""/>
+      <w:lvlJc w:val="left"/>
+      <w:pPr>
+        <w:ind w:left="5040" w:hanging="360"/>
+      </w:pPr>
+      <w:rPr>
+        <w:rFonts w:ascii="Symbol" w:hAnsi="Symbol" w:hint="default"/>
+      </w:rPr>
+    </w:lvl>
+    <w:lvl w:ilvl="7" w:tplc="FFFFFFFF" w:tentative="1">
+      <w:start w:val="1"/>
+      <w:numFmt w:val="bullet"/>
+      <w:lvlText w:val="o"/>
+      <w:lvlJc w:val="left"/>
+      <w:pPr>
+        <w:ind w:left="5760" w:hanging="360"/>
+      </w:pPr>
+      <w:rPr>
+        <w:rFonts w:ascii="Courier New" w:hAnsi="Courier New" w:cs="Courier New" w:hint="default"/>
+      </w:rPr>
+    </w:lvl>
+    <w:lvl w:ilvl="8" w:tplc="FFFFFFFF" w:tentative="1">
+      <w:start w:val="1"/>
+      <w:numFmt w:val="bullet"/>
+      <w:lvlText w:val=""/>
+      <w:lvlJc w:val="left"/>
+      <w:pPr>
+        <w:ind w:left="6480" w:hanging="360"/>
+      </w:pPr>
+      <w:rPr>
+        <w:rFonts w:ascii="Wingdings" w:hAnsi="Wingdings" w:hint="default"/>
       </w:rPr>
     </w:lvl>
   </w:abstractNum>
@@ -1502,6 +2161,21 @@
   </w:num>
   <w:num w:numId="9" w16cid:durableId="2100978843">
     <w:abstractNumId w:val="0"/>
+  </w:num>
+  <w:num w:numId="10" w16cid:durableId="1043755349">
+    <w:abstractNumId w:val="10"/>
+  </w:num>
+  <w:num w:numId="11" w16cid:durableId="249967341">
+    <w:abstractNumId w:val="12"/>
+  </w:num>
+  <w:num w:numId="12" w16cid:durableId="956519586">
+    <w:abstractNumId w:val="11"/>
+  </w:num>
+  <w:num w:numId="13" w16cid:durableId="2105496178">
+    <w:abstractNumId w:val="13"/>
+  </w:num>
+  <w:num w:numId="14" w16cid:durableId="1777015304">
+    <w:abstractNumId w:val="9"/>
   </w:num>
 </w:numbering>
 </file>
@@ -1895,7 +2569,7 @@
   <w:style w:type="paragraph" w:default="1" w:styleId="Normal">
     <w:name w:val="Normal"/>
     <w:qFormat/>
-    <w:rsid w:val="00CF349C"/>
+    <w:rsid w:val="00124701"/>
   </w:style>
   <w:style w:type="paragraph" w:styleId="Heading1">
     <w:name w:val="heading 1"/>

--- a/public/StephenResume.docx
+++ b/public/StephenResume.docx
@@ -555,23 +555,7 @@
                 <w:color w:val="6B7280"/>
                 <w:sz w:val="19"/>
               </w:rPr>
-              <w:t>Full Stack Web Applications</w:t>
-            </w:r>
-            <w:r>
-              <w:rPr>
-                <w:rFonts w:ascii="Segoe UI" w:hAnsi="Segoe UI" w:cs="Segoe UI"/>
-                <w:color w:val="6B7280"/>
-                <w:sz w:val="19"/>
-              </w:rPr>
-              <w:t xml:space="preserve"> | </w:t>
-            </w:r>
-            <w:r>
-              <w:rPr>
-                <w:rFonts w:ascii="Segoe UI" w:hAnsi="Segoe UI" w:cs="Segoe UI"/>
-                <w:color w:val="6B7280"/>
-                <w:sz w:val="19"/>
-              </w:rPr>
-              <w:t>React, Node.js SQL, | C#, .NET</w:t>
+              <w:t>Full Stack Web Applications | React, Node.js SQL, | C#, .NET</w:t>
             </w:r>
           </w:p>
           <w:p>
@@ -590,7 +574,7 @@
                 <w:color w:val="2D3748"/>
                 <w:sz w:val="20"/>
               </w:rPr>
-              <w:t>Built database-backed web applications with frontend forms, backend routes, and persistent data storage.</w:t>
+              <w:t>Built web applications with frontend forms, backend routes, and persistent data storage.</w:t>
             </w:r>
           </w:p>
           <w:p>
@@ -2783,6 +2767,7 @@
   <w:style w:type="character" w:default="1" w:styleId="DefaultParagraphFont">
     <w:name w:val="Default Paragraph Font"/>
     <w:uiPriority w:val="1"/>
+    <w:semiHidden/>
     <w:unhideWhenUsed/>
   </w:style>
   <w:style w:type="table" w:default="1" w:styleId="TableNormal">
